--- a/docs/测试评测指导文档.docx
+++ b/docs/测试评测指导文档.docx
@@ -1085,7 +1085,7 @@
                 <w:rFonts w:ascii="微软雅黑" w:hAnsi="微软雅黑" w:eastAsia="微软雅黑"/>
                 <w:sz w:val="20"/>
               </w:rPr>
-              <w:t>学员 001</w:t>
+              <w:t>超级管理员</w:t>
             </w:r>
           </w:p>
         </w:tc>
@@ -1099,7 +1099,7 @@
                 <w:rFonts w:ascii="微软雅黑" w:hAnsi="微软雅黑" w:eastAsia="微软雅黑"/>
                 <w:sz w:val="20"/>
               </w:rPr>
-              <w:t>stu001@student.exam.local</w:t>
+              <w:t>admin@exam.local</w:t>
             </w:r>
           </w:p>
         </w:tc>
@@ -1113,7 +1113,7 @@
                 <w:rFonts w:ascii="微软雅黑" w:hAnsi="微软雅黑" w:eastAsia="微软雅黑"/>
                 <w:sz w:val="20"/>
               </w:rPr>
-              <w:t>abcd2345</w:t>
+              <w:t>Admin@2026</w:t>
             </w:r>
           </w:p>
         </w:tc>
@@ -1127,7 +1127,7 @@
                 <w:rFonts w:ascii="微软雅黑" w:hAnsi="微软雅黑" w:eastAsia="微软雅黑"/>
                 <w:sz w:val="20"/>
               </w:rPr>
-              <w:t>主测试账号（练习+考试）</w:t>
+              <w:t>全部权限测试</w:t>
             </w:r>
           </w:p>
         </w:tc>
@@ -1143,7 +1143,7 @@
                 <w:rFonts w:ascii="微软雅黑" w:hAnsi="微软雅黑" w:eastAsia="微软雅黑"/>
                 <w:sz w:val="20"/>
               </w:rPr>
-              <w:t>学员 002</w:t>
+              <w:t>学校管理员</w:t>
             </w:r>
           </w:p>
         </w:tc>
@@ -1157,7 +1157,7 @@
                 <w:rFonts w:ascii="微软雅黑" w:hAnsi="微软雅黑" w:eastAsia="微软雅黑"/>
                 <w:sz w:val="20"/>
               </w:rPr>
-              <w:t>stu002@student.exam.local</w:t>
+              <w:t>school@exam.local</w:t>
             </w:r>
           </w:p>
         </w:tc>
@@ -1171,7 +1171,7 @@
                 <w:rFonts w:ascii="微软雅黑" w:hAnsi="微软雅黑" w:eastAsia="微软雅黑"/>
                 <w:sz w:val="20"/>
               </w:rPr>
-              <w:t>efgh6789</w:t>
+              <w:t>School@2026</w:t>
             </w:r>
           </w:p>
         </w:tc>
@@ -1185,7 +1185,7 @@
                 <w:rFonts w:ascii="微软雅黑" w:hAnsi="微软雅黑" w:eastAsia="微软雅黑"/>
                 <w:sz w:val="20"/>
               </w:rPr>
-              <w:t>辅助账号（多学员场景）</w:t>
+              <w:t>管理端功能测试</w:t>
             </w:r>
           </w:p>
         </w:tc>
@@ -1229,7 +1229,7 @@
                 <w:rFonts w:ascii="微软雅黑" w:hAnsi="微软雅黑" w:eastAsia="微软雅黑"/>
                 <w:sz w:val="20"/>
               </w:rPr>
-              <w:t>随机生成</w:t>
+              <w:t>Teacher@2026</w:t>
             </w:r>
           </w:p>
         </w:tc>
@@ -1259,7 +1259,7 @@
                 <w:rFonts w:ascii="微软雅黑" w:hAnsi="微软雅黑" w:eastAsia="微软雅黑"/>
                 <w:sz w:val="20"/>
               </w:rPr>
-              <w:t>学校管理员</w:t>
+              <w:t>监考员</w:t>
             </w:r>
           </w:p>
         </w:tc>
@@ -1273,7 +1273,7 @@
                 <w:rFonts w:ascii="微软雅黑" w:hAnsi="微软雅黑" w:eastAsia="微软雅黑"/>
                 <w:sz w:val="20"/>
               </w:rPr>
-              <w:t>school@exam.local</w:t>
+              <w:t>invig01@exam.local</w:t>
             </w:r>
           </w:p>
         </w:tc>
@@ -1287,7 +1287,7 @@
                 <w:rFonts w:ascii="微软雅黑" w:hAnsi="微软雅黑" w:eastAsia="微软雅黑"/>
                 <w:sz w:val="20"/>
               </w:rPr>
-              <w:t>随机生成</w:t>
+              <w:t>Invig@2026</w:t>
             </w:r>
           </w:p>
         </w:tc>
@@ -1301,7 +1301,7 @@
                 <w:rFonts w:ascii="微软雅黑" w:hAnsi="微软雅黑" w:eastAsia="微软雅黑"/>
                 <w:sz w:val="20"/>
               </w:rPr>
-              <w:t>管理端功能测试</w:t>
+              <w:t>考试监控测试</w:t>
             </w:r>
           </w:p>
         </w:tc>
@@ -1317,7 +1317,7 @@
                 <w:rFonts w:ascii="微软雅黑" w:hAnsi="微软雅黑" w:eastAsia="微软雅黑"/>
                 <w:sz w:val="20"/>
               </w:rPr>
-              <w:t>超级管理员</w:t>
+              <w:t>审计员</w:t>
             </w:r>
           </w:p>
         </w:tc>
@@ -1331,7 +1331,7 @@
                 <w:rFonts w:ascii="微软雅黑" w:hAnsi="微软雅黑" w:eastAsia="微软雅黑"/>
                 <w:sz w:val="20"/>
               </w:rPr>
-              <w:t>admin@exam.local</w:t>
+              <w:t>auditor01@exam.local</w:t>
             </w:r>
           </w:p>
         </w:tc>
@@ -1345,7 +1345,7 @@
                 <w:rFonts w:ascii="微软雅黑" w:hAnsi="微软雅黑" w:eastAsia="微软雅黑"/>
                 <w:sz w:val="20"/>
               </w:rPr>
-              <w:t>随机生成</w:t>
+              <w:t>Audit@2026</w:t>
             </w:r>
           </w:p>
         </w:tc>
@@ -1359,7 +1359,7 @@
                 <w:rFonts w:ascii="微软雅黑" w:hAnsi="微软雅黑" w:eastAsia="微软雅黑"/>
                 <w:sz w:val="20"/>
               </w:rPr>
-              <w:t>全部权限测试</w:t>
+              <w:t>审计日志测试</w:t>
             </w:r>
           </w:p>
         </w:tc>
@@ -1476,6 +1476,122 @@
                 <w:sz w:val="20"/>
               </w:rPr>
               <w:t>题目审核测试</w:t>
+            </w:r>
+          </w:p>
+        </w:tc>
+      </w:tr>
+      <w:tr>
+        <w:tc>
+          <w:tcPr>
+            <w:tcW w:type="dxa" w:w="1417"/>
+          </w:tcPr>
+          <w:p>
+            <w:r>
+              <w:rPr>
+                <w:rFonts w:ascii="微软雅黑" w:hAnsi="微软雅黑" w:eastAsia="微软雅黑"/>
+                <w:sz w:val="20"/>
+              </w:rPr>
+              <w:t>学员 001</w:t>
+            </w:r>
+          </w:p>
+        </w:tc>
+        <w:tc>
+          <w:tcPr>
+            <w:tcW w:type="dxa" w:w="2835"/>
+          </w:tcPr>
+          <w:p>
+            <w:r>
+              <w:rPr>
+                <w:rFonts w:ascii="微软雅黑" w:hAnsi="微软雅黑" w:eastAsia="微软雅黑"/>
+                <w:sz w:val="20"/>
+              </w:rPr>
+              <w:t>stu001@student.exam.local</w:t>
+            </w:r>
+          </w:p>
+        </w:tc>
+        <w:tc>
+          <w:tcPr>
+            <w:tcW w:type="dxa" w:w="1984"/>
+          </w:tcPr>
+          <w:p>
+            <w:r>
+              <w:rPr>
+                <w:rFonts w:ascii="微软雅黑" w:hAnsi="微软雅黑" w:eastAsia="微软雅黑"/>
+                <w:sz w:val="20"/>
+              </w:rPr>
+              <w:t>abcd2345</w:t>
+            </w:r>
+          </w:p>
+        </w:tc>
+        <w:tc>
+          <w:tcPr>
+            <w:tcW w:type="dxa" w:w="2268"/>
+          </w:tcPr>
+          <w:p>
+            <w:r>
+              <w:rPr>
+                <w:rFonts w:ascii="微软雅黑" w:hAnsi="微软雅黑" w:eastAsia="微软雅黑"/>
+                <w:sz w:val="20"/>
+              </w:rPr>
+              <w:t>主测试账号（练习+考试）</w:t>
+            </w:r>
+          </w:p>
+        </w:tc>
+      </w:tr>
+      <w:tr>
+        <w:tc>
+          <w:tcPr>
+            <w:tcW w:type="dxa" w:w="1417"/>
+          </w:tcPr>
+          <w:p>
+            <w:r>
+              <w:rPr>
+                <w:rFonts w:ascii="微软雅黑" w:hAnsi="微软雅黑" w:eastAsia="微软雅黑"/>
+                <w:sz w:val="20"/>
+              </w:rPr>
+              <w:t>学员 002</w:t>
+            </w:r>
+          </w:p>
+        </w:tc>
+        <w:tc>
+          <w:tcPr>
+            <w:tcW w:type="dxa" w:w="2835"/>
+          </w:tcPr>
+          <w:p>
+            <w:r>
+              <w:rPr>
+                <w:rFonts w:ascii="微软雅黑" w:hAnsi="微软雅黑" w:eastAsia="微软雅黑"/>
+                <w:sz w:val="20"/>
+              </w:rPr>
+              <w:t>stu002@student.exam.local</w:t>
+            </w:r>
+          </w:p>
+        </w:tc>
+        <w:tc>
+          <w:tcPr>
+            <w:tcW w:type="dxa" w:w="1984"/>
+          </w:tcPr>
+          <w:p>
+            <w:r>
+              <w:rPr>
+                <w:rFonts w:ascii="微软雅黑" w:hAnsi="微软雅黑" w:eastAsia="微软雅黑"/>
+                <w:sz w:val="20"/>
+              </w:rPr>
+              <w:t>efgh6789</w:t>
+            </w:r>
+          </w:p>
+        </w:tc>
+        <w:tc>
+          <w:tcPr>
+            <w:tcW w:type="dxa" w:w="2268"/>
+          </w:tcPr>
+          <w:p>
+            <w:r>
+              <w:rPr>
+                <w:rFonts w:ascii="微软雅黑" w:hAnsi="微软雅黑" w:eastAsia="微软雅黑"/>
+                <w:sz w:val="20"/>
+              </w:rPr>
+              <w:t>辅助账号（多学员场景）</w:t>
             </w:r>
           </w:p>
         </w:tc>
